--- a/EXPERIMENT 28.docx
+++ b/EXPERIMENT 28.docx
@@ -2,6 +2,18 @@
 <file path=word/document.xml><?xml version="1.0" encoding="utf-8"?>
 <w:document xmlns:wpc="http://schemas.microsoft.com/office/word/2010/wordprocessingCanvas" xmlns:cx="http://schemas.microsoft.com/office/drawing/2014/chartex" xmlns:cx1="http://schemas.microsoft.com/office/drawing/2015/9/8/chartex" xmlns:cx2="http://schemas.microsoft.com/office/drawing/2015/10/21/chartex" xmlns:cx3="http://schemas.microsoft.com/office/drawing/2016/5/9/chartex" xmlns:cx4="http://schemas.microsoft.com/office/drawing/2016/5/10/chartex" xmlns:cx5="http://schemas.microsoft.com/office/drawing/2016/5/11/chartex" xmlns:cx6="http://schemas.microsoft.com/office/drawing/2016/5/12/chartex" xmlns:cx7="http://schemas.microsoft.com/office/drawing/2016/5/13/chartex" xmlns:cx8="http://schemas.microsoft.com/office/drawing/2016/5/14/chartex" xmlns:mc="http://schemas.openxmlformats.org/markup-compatibility/2006" xmlns:aink="http://schemas.microsoft.com/office/drawing/2016/ink" xmlns:am3d="http://schemas.microsoft.com/office/drawing/2017/model3d" xmlns:o="urn:schemas-microsoft-com:office:office" xmlns:oel="http://schemas.microsoft.com/office/2019/extlst" xmlns:r="http://schemas.openxmlformats.org/officeDocument/2006/relationships" xmlns:m="http://schemas.openxmlformats.org/officeDocument/2006/math" xmlns:v="urn:schemas-microsoft-com:vml" xmlns:wp14="http://schemas.microsoft.com/office/word/2010/wordprocessingDrawing" xmlns:wp="http://schemas.openxmlformats.org/drawingml/2006/wordprocessingDrawing" xmlns:w10="urn:schemas-microsoft-com:office:word" xmlns:w="http://schemas.openxmlformats.org/wordprocessingml/2006/main" xmlns:w14="http://schemas.microsoft.com/office/word/2010/wordml" xmlns:w15="http://schemas.microsoft.com/office/word/2012/wordml" xmlns:w16cex="http://schemas.microsoft.com/office/word/2018/wordml/cex" xmlns:w16cid="http://schemas.microsoft.com/office/word/2016/wordml/cid" xmlns:w16="http://schemas.microsoft.com/office/word/2018/wordml" xmlns:w16du="http://schemas.microsoft.com/office/word/2023/wordml/word16du" xmlns:w16sdtdh="http://schemas.microsoft.com/office/word/2020/wordml/sdtdatahash" xmlns:w16sdtfl="http://schemas.microsoft.com/office/word/2024/wordml/sdtformatlock" xmlns:w16se="http://schemas.microsoft.com/office/word/2015/wordml/symex" xmlns:wpg="http://schemas.microsoft.com/office/word/2010/wordprocessingGroup" xmlns:wpi="http://schemas.microsoft.com/office/word/2010/wordprocessingInk" xmlns:wne="http://schemas.microsoft.com/office/word/2006/wordml" xmlns:wps="http://schemas.microsoft.com/office/word/2010/wordprocessingShape" mc:Ignorable="w14 w15 w16se w16cid w16 w16cex w16sdtdh w16sdtfl w16du wp14">
   <w:body>
+    <w:p>
+      <w:r>
+        <w:t xml:space="preserve">28) </w:t>
+      </w:r>
+      <w:r>
+        <w:t>Write a Prolog Program for STUDENT TEACHER-SUB-CODE</w:t>
+      </w:r>
+      <w:r>
+        <w:t>?</w:t>
+      </w:r>
+    </w:p>
+    <w:p/>
     <w:p>
       <w:pPr>
         <w:rPr>
@@ -14,446 +26,202 @@
           <w:b/>
           <w:bCs/>
         </w:rPr>
-        <w:t>28. Write a C program for simulation of GREP UNIX</w:t>
-      </w:r>
-      <w:r>
-        <w:rPr>
-          <w:b/>
-          <w:bCs/>
-        </w:rPr>
-        <w:t xml:space="preserve"> </w:t>
-      </w:r>
-      <w:r>
-        <w:rPr>
-          <w:b/>
-          <w:bCs/>
-        </w:rPr>
-        <w:t>command</w:t>
-      </w:r>
-    </w:p>
-    <w:p>
-      <w:r>
-        <w:t>#include &lt;</w:t>
-      </w:r>
-      <w:proofErr w:type="spellStart"/>
-      <w:r>
-        <w:t>stdio.h</w:t>
-      </w:r>
-      <w:proofErr w:type="spellEnd"/>
-      <w:r>
-        <w:t>&gt;</w:t>
-      </w:r>
-    </w:p>
-    <w:p>
-      <w:r>
-        <w:t>#include &lt;</w:t>
-      </w:r>
-      <w:proofErr w:type="spellStart"/>
-      <w:r>
-        <w:t>string.h</w:t>
-      </w:r>
-      <w:proofErr w:type="spellEnd"/>
-      <w:r>
-        <w:t>&gt;</w:t>
-      </w:r>
-    </w:p>
-    <w:p>
-      <w:r>
-        <w:t xml:space="preserve">int </w:t>
+        <w:t>PROGRAM:</w:t>
+      </w:r>
+    </w:p>
+    <w:p>
+      <w:r>
+        <w:t>% --- Database ---</w:t>
+      </w:r>
+    </w:p>
+    <w:p/>
+    <w:p>
+      <w:r>
+        <w:t>% student(StudentName, RollNo).</w:t>
+      </w:r>
+    </w:p>
+    <w:p>
+      <w:r>
+        <w:t>student('Ravi', 101).</w:t>
+      </w:r>
+    </w:p>
+    <w:p>
+      <w:r>
+        <w:t>student('Sita', 102).</w:t>
+      </w:r>
+    </w:p>
+    <w:p>
+      <w:r>
+        <w:t>student('Arun', 103).</w:t>
+      </w:r>
+    </w:p>
+    <w:p/>
+    <w:p>
+      <w:r>
+        <w:t>% subject(SubCode, SubjectName).</w:t>
+      </w:r>
+    </w:p>
+    <w:p>
+      <w:r>
+        <w:t>subject('CS101', 'Artificial Intelligence').</w:t>
+      </w:r>
+    </w:p>
+    <w:p>
+      <w:r>
+        <w:t>subject('CS102', 'Data Structures').</w:t>
+      </w:r>
+    </w:p>
+    <w:p>
+      <w:r>
+        <w:t>subject('CS103', 'Computer Networks').</w:t>
+      </w:r>
+    </w:p>
+    <w:p/>
+    <w:p>
+      <w:r>
+        <w:t>% teacher(TeacherName, SubCode).</w:t>
+      </w:r>
+    </w:p>
+    <w:p>
+      <w:r>
+        <w:t>teacher('Mr. Kumar', 'CS101').</w:t>
+      </w:r>
+    </w:p>
+    <w:p>
+      <w:r>
+        <w:t>teacher('Ms. Latha', 'CS102').</w:t>
+      </w:r>
+    </w:p>
+    <w:p>
+      <w:r>
+        <w:t>teacher('Mr. Ramesh', 'CS103').</w:t>
+      </w:r>
+    </w:p>
+    <w:p/>
+    <w:p>
+      <w:r>
+        <w:t>% teaches(StudentName, SubCode).</w:t>
+      </w:r>
+    </w:p>
+    <w:p>
+      <w:r>
+        <w:t>teaches('Ravi', 'CS101').</w:t>
+      </w:r>
+    </w:p>
+    <w:p>
+      <w:r>
+        <w:t>teaches('Sita', 'CS102').</w:t>
+      </w:r>
+    </w:p>
+    <w:p>
+      <w:r>
+        <w:t>teaches('Arun', 'CS103').</w:t>
+      </w:r>
+    </w:p>
+    <w:p/>
+    <w:p>
+      <w:r>
+        <w:t>% --- Rules ---</w:t>
+      </w:r>
+    </w:p>
+    <w:p/>
+    <w:p>
+      <w:r>
+        <w:t>% 1. Find which teacher teaches which student</w:t>
+      </w:r>
+    </w:p>
+    <w:p>
+      <w:r>
+        <w:t>teacher_of_student(StudentName, TeacherName</w:t>
       </w:r>
       <w:proofErr w:type="gramStart"/>
       <w:r>
-        <w:t>main(</w:t>
+        <w:t>) :</w:t>
       </w:r>
       <w:proofErr w:type="gramEnd"/>
       <w:r>
-        <w:t>) {</w:t>
-      </w:r>
-    </w:p>
-    <w:p>
-      <w:r>
-        <w:t xml:space="preserve">    FILE *</w:t>
-      </w:r>
-      <w:proofErr w:type="spellStart"/>
-      <w:r>
-        <w:t>fp</w:t>
-      </w:r>
-      <w:proofErr w:type="spellEnd"/>
-      <w:r>
-        <w:t>;</w:t>
-      </w:r>
-    </w:p>
-    <w:p>
-      <w:r>
-        <w:t xml:space="preserve">    char </w:t>
+        <w:t>-</w:t>
+      </w:r>
+    </w:p>
+    <w:p>
+      <w:r>
+        <w:t xml:space="preserve">    teaches(StudentName, SubCode),</w:t>
+      </w:r>
+    </w:p>
+    <w:p>
+      <w:r>
+        <w:t xml:space="preserve">    teacher(TeacherName, SubCode).</w:t>
+      </w:r>
+    </w:p>
+    <w:p/>
+    <w:p>
+      <w:r>
+        <w:t>% 2. Find subject taken by a student</w:t>
+      </w:r>
+    </w:p>
+    <w:p>
+      <w:r>
+        <w:t>subject_of_student(StudentName, SubjectName</w:t>
       </w:r>
       <w:proofErr w:type="gramStart"/>
       <w:r>
-        <w:t>filename[</w:t>
+        <w:t>) :</w:t>
       </w:r>
       <w:proofErr w:type="gramEnd"/>
       <w:r>
-        <w:t xml:space="preserve">30], </w:t>
+        <w:t>-</w:t>
+      </w:r>
+    </w:p>
+    <w:p>
+      <w:r>
+        <w:t xml:space="preserve">    teaches(StudentName, SubCode),</w:t>
+      </w:r>
+    </w:p>
+    <w:p>
+      <w:r>
+        <w:t xml:space="preserve">    subject(SubCode, SubjectName).</w:t>
+      </w:r>
+    </w:p>
+    <w:p/>
+    <w:p>
+      <w:r>
+        <w:t>% 3. Get full details of student</w:t>
+      </w:r>
+    </w:p>
+    <w:p>
+      <w:r>
+        <w:t>student_details(StudentName, RollNo, SubjectName, TeacherName</w:t>
       </w:r>
       <w:proofErr w:type="gramStart"/>
       <w:r>
-        <w:t>word[</w:t>
+        <w:t>) :</w:t>
       </w:r>
       <w:proofErr w:type="gramEnd"/>
       <w:r>
-        <w:t xml:space="preserve">30], </w:t>
-      </w:r>
-      <w:proofErr w:type="gramStart"/>
-      <w:r>
-        <w:t>line[</w:t>
-      </w:r>
-      <w:proofErr w:type="gramEnd"/>
-      <w:r>
-        <w:t>200];</w:t>
-      </w:r>
-    </w:p>
-    <w:p>
-      <w:r>
-        <w:t xml:space="preserve">    int found = 0;</w:t>
-      </w:r>
-    </w:p>
-    <w:p>
-      <w:r>
-        <w:t xml:space="preserve">    </w:t>
-      </w:r>
-      <w:proofErr w:type="spellStart"/>
-      <w:proofErr w:type="gramStart"/>
-      <w:r>
-        <w:t>printf</w:t>
-      </w:r>
-      <w:proofErr w:type="spellEnd"/>
-      <w:r>
-        <w:t>(</w:t>
-      </w:r>
-      <w:proofErr w:type="gramEnd"/>
-      <w:r>
-        <w:t>"Enter filename: ");</w:t>
-      </w:r>
-    </w:p>
-    <w:p>
-      <w:r>
-        <w:t xml:space="preserve">    </w:t>
-      </w:r>
-      <w:proofErr w:type="spellStart"/>
-      <w:proofErr w:type="gramStart"/>
-      <w:r>
-        <w:t>scanf</w:t>
-      </w:r>
-      <w:proofErr w:type="spellEnd"/>
-      <w:r>
-        <w:t>(</w:t>
-      </w:r>
-      <w:proofErr w:type="gramEnd"/>
-      <w:r>
-        <w:t>"%s", filename);</w:t>
-      </w:r>
-    </w:p>
-    <w:p>
-      <w:r>
-        <w:t xml:space="preserve">    </w:t>
-      </w:r>
-      <w:proofErr w:type="spellStart"/>
-      <w:r>
-        <w:t>fp</w:t>
-      </w:r>
-      <w:proofErr w:type="spellEnd"/>
-      <w:r>
-        <w:t xml:space="preserve"> = </w:t>
-      </w:r>
-      <w:proofErr w:type="spellStart"/>
-      <w:proofErr w:type="gramStart"/>
-      <w:r>
-        <w:t>fopen</w:t>
-      </w:r>
-      <w:proofErr w:type="spellEnd"/>
-      <w:r>
-        <w:t>(</w:t>
-      </w:r>
-      <w:proofErr w:type="gramEnd"/>
-      <w:r>
-        <w:t>filename, "r");</w:t>
-      </w:r>
-    </w:p>
-    <w:p>
-      <w:r>
-        <w:t xml:space="preserve">    if (</w:t>
-      </w:r>
-      <w:proofErr w:type="spellStart"/>
-      <w:r>
-        <w:t>fp</w:t>
-      </w:r>
-      <w:proofErr w:type="spellEnd"/>
-      <w:r>
-        <w:t xml:space="preserve"> == NULL) {</w:t>
-      </w:r>
-    </w:p>
-    <w:p>
-      <w:r>
-        <w:t xml:space="preserve">        </w:t>
-      </w:r>
-      <w:proofErr w:type="spellStart"/>
-      <w:proofErr w:type="gramStart"/>
-      <w:r>
-        <w:t>printf</w:t>
-      </w:r>
-      <w:proofErr w:type="spellEnd"/>
-      <w:r>
-        <w:t>(</w:t>
-      </w:r>
-      <w:proofErr w:type="gramEnd"/>
-      <w:r>
-        <w:t xml:space="preserve">"File not </w:t>
-      </w:r>
-      <w:proofErr w:type="gramStart"/>
-      <w:r>
-        <w:t>found!\</w:t>
-      </w:r>
-      <w:proofErr w:type="gramEnd"/>
-      <w:r>
-        <w:t>n");</w:t>
-      </w:r>
-    </w:p>
-    <w:p>
-      <w:r>
-        <w:t xml:space="preserve">        return 0;</w:t>
-      </w:r>
-    </w:p>
-    <w:p>
-      <w:r>
-        <w:t xml:space="preserve">    }</w:t>
-      </w:r>
-    </w:p>
-    <w:p>
-      <w:r>
-        <w:t xml:space="preserve">    </w:t>
-      </w:r>
-      <w:proofErr w:type="spellStart"/>
-      <w:proofErr w:type="gramStart"/>
-      <w:r>
-        <w:t>printf</w:t>
-      </w:r>
-      <w:proofErr w:type="spellEnd"/>
-      <w:r>
-        <w:t>(</w:t>
-      </w:r>
-      <w:proofErr w:type="gramEnd"/>
-      <w:r>
-        <w:t>"Enter word to search: ");</w:t>
-      </w:r>
-    </w:p>
-    <w:p>
-      <w:r>
-        <w:t xml:space="preserve">    </w:t>
-      </w:r>
-      <w:proofErr w:type="spellStart"/>
-      <w:proofErr w:type="gramStart"/>
-      <w:r>
-        <w:t>scanf</w:t>
-      </w:r>
-      <w:proofErr w:type="spellEnd"/>
-      <w:r>
-        <w:t>(</w:t>
-      </w:r>
-      <w:proofErr w:type="gramEnd"/>
-      <w:r>
-        <w:t>"%s", word);</w:t>
-      </w:r>
-    </w:p>
-    <w:p>
-      <w:r>
-        <w:t xml:space="preserve">    </w:t>
-      </w:r>
-      <w:proofErr w:type="spellStart"/>
-      <w:proofErr w:type="gramStart"/>
-      <w:r>
-        <w:t>printf</w:t>
-      </w:r>
-      <w:proofErr w:type="spellEnd"/>
-      <w:r>
-        <w:t>(</w:t>
-      </w:r>
-      <w:proofErr w:type="gramEnd"/>
-      <w:r>
-        <w:t>"\</w:t>
-      </w:r>
-      <w:proofErr w:type="spellStart"/>
-      <w:r>
-        <w:t>nLines</w:t>
-      </w:r>
-      <w:proofErr w:type="spellEnd"/>
-      <w:r>
-        <w:t xml:space="preserve"> containing '%s</w:t>
-      </w:r>
-      <w:proofErr w:type="gramStart"/>
-      <w:r>
-        <w:t>':\</w:t>
-      </w:r>
-      <w:proofErr w:type="gramEnd"/>
-      <w:r>
-        <w:t>n", word);</w:t>
-      </w:r>
-    </w:p>
-    <w:p>
-      <w:r>
-        <w:t xml:space="preserve">    while (</w:t>
-      </w:r>
-      <w:proofErr w:type="spellStart"/>
-      <w:proofErr w:type="gramStart"/>
-      <w:r>
-        <w:t>fgets</w:t>
-      </w:r>
-      <w:proofErr w:type="spellEnd"/>
-      <w:r>
-        <w:t>(</w:t>
-      </w:r>
-      <w:proofErr w:type="gramEnd"/>
-      <w:r>
-        <w:t xml:space="preserve">line, </w:t>
-      </w:r>
-      <w:proofErr w:type="spellStart"/>
-      <w:r>
-        <w:t>sizeof</w:t>
-      </w:r>
-      <w:proofErr w:type="spellEnd"/>
-      <w:r>
-        <w:t xml:space="preserve">(line), </w:t>
-      </w:r>
-      <w:proofErr w:type="spellStart"/>
-      <w:r>
-        <w:t>fp</w:t>
-      </w:r>
-      <w:proofErr w:type="spellEnd"/>
-      <w:r>
-        <w:t>)) {</w:t>
-      </w:r>
-    </w:p>
-    <w:p>
-      <w:r>
-        <w:t xml:space="preserve">        if (</w:t>
-      </w:r>
-      <w:proofErr w:type="spellStart"/>
-      <w:proofErr w:type="gramStart"/>
-      <w:r>
-        <w:t>strstr</w:t>
-      </w:r>
-      <w:proofErr w:type="spellEnd"/>
-      <w:r>
-        <w:t>(</w:t>
-      </w:r>
-      <w:proofErr w:type="gramEnd"/>
-      <w:r>
-        <w:t xml:space="preserve">line, word)) </w:t>
-      </w:r>
-      <w:proofErr w:type="gramStart"/>
-      <w:r>
-        <w:t>{  /</w:t>
-      </w:r>
-      <w:proofErr w:type="gramEnd"/>
-      <w:r>
-        <w:t>/ check if word exists in line</w:t>
-      </w:r>
-    </w:p>
-    <w:p>
-      <w:r>
-        <w:t xml:space="preserve">            </w:t>
-      </w:r>
-      <w:proofErr w:type="spellStart"/>
-      <w:proofErr w:type="gramStart"/>
-      <w:r>
-        <w:t>printf</w:t>
-      </w:r>
-      <w:proofErr w:type="spellEnd"/>
-      <w:r>
-        <w:t>(</w:t>
-      </w:r>
-      <w:proofErr w:type="gramEnd"/>
-      <w:r>
-        <w:t>"%s", line);</w:t>
-      </w:r>
-    </w:p>
-    <w:p>
-      <w:r>
-        <w:t xml:space="preserve">            found = 1;</w:t>
-      </w:r>
-    </w:p>
-    <w:p>
-      <w:r>
-        <w:t xml:space="preserve">        }</w:t>
-      </w:r>
-    </w:p>
-    <w:p>
-      <w:r>
-        <w:t xml:space="preserve">    }</w:t>
-      </w:r>
-    </w:p>
-    <w:p>
-      <w:r>
-        <w:t xml:space="preserve">    if </w:t>
-      </w:r>
-      <w:proofErr w:type="gramStart"/>
-      <w:r>
-        <w:t>(!found</w:t>
-      </w:r>
-      <w:proofErr w:type="gramEnd"/>
-      <w:r>
-        <w:t>)</w:t>
-      </w:r>
-    </w:p>
-    <w:p>
-      <w:r>
-        <w:t xml:space="preserve">        </w:t>
-      </w:r>
-      <w:proofErr w:type="spellStart"/>
-      <w:proofErr w:type="gramStart"/>
-      <w:r>
-        <w:t>printf</w:t>
-      </w:r>
-      <w:proofErr w:type="spellEnd"/>
-      <w:r>
-        <w:t>(</w:t>
-      </w:r>
-      <w:proofErr w:type="gramEnd"/>
-      <w:r>
-        <w:t>"No match found.\n");</w:t>
-      </w:r>
-    </w:p>
-    <w:p>
-      <w:r>
-        <w:t xml:space="preserve">    </w:t>
-      </w:r>
-      <w:proofErr w:type="spellStart"/>
-      <w:r>
-        <w:t>fclose</w:t>
-      </w:r>
-      <w:proofErr w:type="spellEnd"/>
-      <w:r>
-        <w:t>(</w:t>
-      </w:r>
-      <w:proofErr w:type="spellStart"/>
-      <w:r>
-        <w:t>fp</w:t>
-      </w:r>
-      <w:proofErr w:type="spellEnd"/>
-      <w:r>
-        <w:t>);</w:t>
-      </w:r>
-    </w:p>
-    <w:p>
-      <w:r>
-        <w:lastRenderedPageBreak/>
-        <w:t xml:space="preserve">    return 0;</w:t>
-      </w:r>
-    </w:p>
-    <w:p>
-      <w:r>
-        <w:t>}</w:t>
-      </w:r>
-    </w:p>
+        <w:t>-</w:t>
+      </w:r>
+    </w:p>
+    <w:p>
+      <w:r>
+        <w:t xml:space="preserve">    student(StudentName, RollNo),</w:t>
+      </w:r>
+    </w:p>
+    <w:p>
+      <w:r>
+        <w:t xml:space="preserve">    teaches(StudentName, SubCode),</w:t>
+      </w:r>
+    </w:p>
+    <w:p>
+      <w:r>
+        <w:t xml:space="preserve">    subject(SubCode, SubjectName),</w:t>
+      </w:r>
+    </w:p>
+    <w:p>
+      <w:r>
+        <w:t xml:space="preserve">    teacher(TeacherName, SubCode).</w:t>
+      </w:r>
+    </w:p>
+    <w:p/>
     <w:p>
       <w:pPr>
         <w:rPr>
@@ -466,89 +234,53 @@
           <w:b/>
           <w:bCs/>
         </w:rPr>
-        <w:t>OUTPUT-</w:t>
-      </w:r>
-    </w:p>
-    <w:p>
-      <w:r>
-        <w:t>File created/opened successfully.</w:t>
-      </w:r>
-    </w:p>
-    <w:p>
-      <w:r>
-        <w:t>Data written to file.</w:t>
-      </w:r>
-    </w:p>
-    <w:p>
-      <w:r>
-        <w:t>Data read from file: Hello, UNIX System Calls!</w:t>
-      </w:r>
-    </w:p>
-    <w:p>
-      <w:r>
-        <w:t>de &lt;</w:t>
-      </w:r>
-      <w:proofErr w:type="spellStart"/>
-      <w:r>
-        <w:t>string.h</w:t>
-      </w:r>
-      <w:proofErr w:type="spellEnd"/>
-      <w:r>
-        <w:t>&gt;</w:t>
-      </w:r>
-    </w:p>
-    <w:p>
-      <w:r>
-        <w:t xml:space="preserve">int </w:t>
-      </w:r>
-      <w:proofErr w:type="gramStart"/>
-      <w:r>
-        <w:t>main(</w:t>
-      </w:r>
-      <w:proofErr w:type="gramEnd"/>
-      <w:r>
-        <w:t>) {</w:t>
-      </w:r>
-    </w:p>
-    <w:p>
-      <w:r>
-        <w:t xml:space="preserve">    FILE *</w:t>
-      </w:r>
-      <w:proofErr w:type="spellStart"/>
-      <w:r>
-        <w:t>fp</w:t>
-      </w:r>
-      <w:proofErr w:type="spellEnd"/>
-      <w:r>
-        <w:t>;</w:t>
-      </w:r>
-    </w:p>
-    <w:p>
-      <w:r>
-        <w:t xml:space="preserve">    char </w:t>
-      </w:r>
-      <w:proofErr w:type="gramStart"/>
-      <w:r>
-        <w:t>filename[</w:t>
-      </w:r>
-      <w:proofErr w:type="gramEnd"/>
-      <w:r>
-        <w:t xml:space="preserve">30], </w:t>
-      </w:r>
-      <w:proofErr w:type="gramStart"/>
-      <w:r>
-        <w:t>word[</w:t>
-      </w:r>
-      <w:proofErr w:type="gramEnd"/>
-      <w:r>
-        <w:t>File closed successfully.</w:t>
+        <w:t>OUTPUT:</w:t>
+      </w:r>
+    </w:p>
+    <w:p>
+      <w:r>
+        <w:drawing>
+          <wp:inline distT="0" distB="0" distL="0" distR="0" wp14:anchorId="15151D6E" wp14:editId="7406DD72">
+            <wp:extent cx="5731510" cy="468630"/>
+            <wp:effectExtent l="0" t="0" r="2540" b="7620"/>
+            <wp:docPr id="723995024" name="Picture 1"/>
+            <wp:cNvGraphicFramePr>
+              <a:graphicFrameLocks xmlns:a="http://schemas.openxmlformats.org/drawingml/2006/main" noChangeAspect="1"/>
+            </wp:cNvGraphicFramePr>
+            <a:graphic xmlns:a="http://schemas.openxmlformats.org/drawingml/2006/main">
+              <a:graphicData uri="http://schemas.openxmlformats.org/drawingml/2006/picture">
+                <pic:pic xmlns:pic="http://schemas.openxmlformats.org/drawingml/2006/picture">
+                  <pic:nvPicPr>
+                    <pic:cNvPr id="723995024" name=""/>
+                    <pic:cNvPicPr/>
+                  </pic:nvPicPr>
+                  <pic:blipFill>
+                    <a:blip r:embed="rId4"/>
+                    <a:stretch>
+                      <a:fillRect/>
+                    </a:stretch>
+                  </pic:blipFill>
+                  <pic:spPr>
+                    <a:xfrm>
+                      <a:off x="0" y="0"/>
+                      <a:ext cx="5731510" cy="468630"/>
+                    </a:xfrm>
+                    <a:prstGeom prst="rect">
+                      <a:avLst/>
+                    </a:prstGeom>
+                  </pic:spPr>
+                </pic:pic>
+              </a:graphicData>
+            </a:graphic>
+          </wp:inline>
+        </w:drawing>
       </w:r>
     </w:p>
     <w:p/>
     <w:sectPr>
-      <w:pgSz w:w="12240" w:h="15840"/>
-      <w:pgMar w:top="1440" w:right="1440" w:bottom="1440" w:left="1440" w:header="720" w:footer="720" w:gutter="0"/>
-      <w:cols w:space="720"/>
+      <w:pgSz w:w="11906" w:h="16838"/>
+      <w:pgMar w:top="1440" w:right="1440" w:bottom="1440" w:left="1440" w:header="708" w:footer="708" w:gutter="0"/>
+      <w:cols w:space="708"/>
       <w:docGrid w:linePitch="360"/>
     </w:sectPr>
   </w:body>
@@ -562,15 +294,15 @@
       <w:rPr>
         <w:rFonts w:asciiTheme="minorHAnsi" w:eastAsiaTheme="minorHAnsi" w:hAnsiTheme="minorHAnsi" w:cstheme="minorBidi"/>
         <w:kern w:val="2"/>
-        <w:sz w:val="24"/>
-        <w:szCs w:val="24"/>
-        <w:lang w:val="en-US" w:eastAsia="en-US" w:bidi="ar-SA"/>
+        <w:sz w:val="22"/>
+        <w:szCs w:val="22"/>
+        <w:lang w:val="en-IN" w:eastAsia="en-US" w:bidi="ar-SA"/>
         <w14:ligatures w14:val="standardContextual"/>
       </w:rPr>
     </w:rPrDefault>
     <w:pPrDefault>
       <w:pPr>
-        <w:spacing w:after="160" w:line="278" w:lineRule="auto"/>
+        <w:spacing w:after="160" w:line="259" w:lineRule="auto"/>
       </w:pPr>
     </w:pPrDefault>
   </w:docDefaults>
@@ -963,7 +695,7 @@
     <w:link w:val="Heading1Char"/>
     <w:uiPriority w:val="9"/>
     <w:qFormat/>
-    <w:rsid w:val="00D56B70"/>
+    <w:rsid w:val="0060570F"/>
     <w:pPr>
       <w:keepNext/>
       <w:keepLines/>
@@ -986,7 +718,7 @@
     <w:semiHidden/>
     <w:unhideWhenUsed/>
     <w:qFormat/>
-    <w:rsid w:val="00D56B70"/>
+    <w:rsid w:val="0060570F"/>
     <w:pPr>
       <w:keepNext/>
       <w:keepLines/>
@@ -1009,7 +741,7 @@
     <w:semiHidden/>
     <w:unhideWhenUsed/>
     <w:qFormat/>
-    <w:rsid w:val="00D56B70"/>
+    <w:rsid w:val="0060570F"/>
     <w:pPr>
       <w:keepNext/>
       <w:keepLines/>
@@ -1032,7 +764,7 @@
     <w:semiHidden/>
     <w:unhideWhenUsed/>
     <w:qFormat/>
-    <w:rsid w:val="00D56B70"/>
+    <w:rsid w:val="0060570F"/>
     <w:pPr>
       <w:keepNext/>
       <w:keepLines/>
@@ -1055,7 +787,7 @@
     <w:semiHidden/>
     <w:unhideWhenUsed/>
     <w:qFormat/>
-    <w:rsid w:val="00D56B70"/>
+    <w:rsid w:val="0060570F"/>
     <w:pPr>
       <w:keepNext/>
       <w:keepLines/>
@@ -1076,7 +808,7 @@
     <w:semiHidden/>
     <w:unhideWhenUsed/>
     <w:qFormat/>
-    <w:rsid w:val="00D56B70"/>
+    <w:rsid w:val="0060570F"/>
     <w:pPr>
       <w:keepNext/>
       <w:keepLines/>
@@ -1099,7 +831,7 @@
     <w:semiHidden/>
     <w:unhideWhenUsed/>
     <w:qFormat/>
-    <w:rsid w:val="00D56B70"/>
+    <w:rsid w:val="0060570F"/>
     <w:pPr>
       <w:keepNext/>
       <w:keepLines/>
@@ -1120,7 +852,7 @@
     <w:semiHidden/>
     <w:unhideWhenUsed/>
     <w:qFormat/>
-    <w:rsid w:val="00D56B70"/>
+    <w:rsid w:val="0060570F"/>
     <w:pPr>
       <w:keepNext/>
       <w:keepLines/>
@@ -1143,7 +875,7 @@
     <w:semiHidden/>
     <w:unhideWhenUsed/>
     <w:qFormat/>
-    <w:rsid w:val="00D56B70"/>
+    <w:rsid w:val="0060570F"/>
     <w:pPr>
       <w:keepNext/>
       <w:keepLines/>
@@ -1158,7 +890,6 @@
   <w:style w:type="character" w:default="1" w:styleId="DefaultParagraphFont">
     <w:name w:val="Default Paragraph Font"/>
     <w:uiPriority w:val="1"/>
-    <w:semiHidden/>
     <w:unhideWhenUsed/>
   </w:style>
   <w:style w:type="table" w:default="1" w:styleId="TableNormal">
@@ -1187,7 +918,7 @@
     <w:basedOn w:val="DefaultParagraphFont"/>
     <w:link w:val="Heading1"/>
     <w:uiPriority w:val="9"/>
-    <w:rsid w:val="00D56B70"/>
+    <w:rsid w:val="0060570F"/>
     <w:rPr>
       <w:rFonts w:asciiTheme="majorHAnsi" w:eastAsiaTheme="majorEastAsia" w:hAnsiTheme="majorHAnsi" w:cstheme="majorBidi"/>
       <w:color w:val="2F5496" w:themeColor="accent1" w:themeShade="BF"/>
@@ -1201,7 +932,7 @@
     <w:link w:val="Heading2"/>
     <w:uiPriority w:val="9"/>
     <w:semiHidden/>
-    <w:rsid w:val="00D56B70"/>
+    <w:rsid w:val="0060570F"/>
     <w:rPr>
       <w:rFonts w:asciiTheme="majorHAnsi" w:eastAsiaTheme="majorEastAsia" w:hAnsiTheme="majorHAnsi" w:cstheme="majorBidi"/>
       <w:color w:val="2F5496" w:themeColor="accent1" w:themeShade="BF"/>
@@ -1215,7 +946,7 @@
     <w:link w:val="Heading3"/>
     <w:uiPriority w:val="9"/>
     <w:semiHidden/>
-    <w:rsid w:val="00D56B70"/>
+    <w:rsid w:val="0060570F"/>
     <w:rPr>
       <w:rFonts w:eastAsiaTheme="majorEastAsia" w:cstheme="majorBidi"/>
       <w:color w:val="2F5496" w:themeColor="accent1" w:themeShade="BF"/>
@@ -1229,7 +960,7 @@
     <w:link w:val="Heading4"/>
     <w:uiPriority w:val="9"/>
     <w:semiHidden/>
-    <w:rsid w:val="00D56B70"/>
+    <w:rsid w:val="0060570F"/>
     <w:rPr>
       <w:rFonts w:eastAsiaTheme="majorEastAsia" w:cstheme="majorBidi"/>
       <w:i/>
@@ -1243,7 +974,7 @@
     <w:link w:val="Heading5"/>
     <w:uiPriority w:val="9"/>
     <w:semiHidden/>
-    <w:rsid w:val="00D56B70"/>
+    <w:rsid w:val="0060570F"/>
     <w:rPr>
       <w:rFonts w:eastAsiaTheme="majorEastAsia" w:cstheme="majorBidi"/>
       <w:color w:val="2F5496" w:themeColor="accent1" w:themeShade="BF"/>
@@ -1255,7 +986,7 @@
     <w:link w:val="Heading6"/>
     <w:uiPriority w:val="9"/>
     <w:semiHidden/>
-    <w:rsid w:val="00D56B70"/>
+    <w:rsid w:val="0060570F"/>
     <w:rPr>
       <w:rFonts w:eastAsiaTheme="majorEastAsia" w:cstheme="majorBidi"/>
       <w:i/>
@@ -1269,7 +1000,7 @@
     <w:link w:val="Heading7"/>
     <w:uiPriority w:val="9"/>
     <w:semiHidden/>
-    <w:rsid w:val="00D56B70"/>
+    <w:rsid w:val="0060570F"/>
     <w:rPr>
       <w:rFonts w:eastAsiaTheme="majorEastAsia" w:cstheme="majorBidi"/>
       <w:color w:val="595959" w:themeColor="text1" w:themeTint="A6"/>
@@ -1281,7 +1012,7 @@
     <w:link w:val="Heading8"/>
     <w:uiPriority w:val="9"/>
     <w:semiHidden/>
-    <w:rsid w:val="00D56B70"/>
+    <w:rsid w:val="0060570F"/>
     <w:rPr>
       <w:rFonts w:eastAsiaTheme="majorEastAsia" w:cstheme="majorBidi"/>
       <w:i/>
@@ -1295,7 +1026,7 @@
     <w:link w:val="Heading9"/>
     <w:uiPriority w:val="9"/>
     <w:semiHidden/>
-    <w:rsid w:val="00D56B70"/>
+    <w:rsid w:val="0060570F"/>
     <w:rPr>
       <w:rFonts w:eastAsiaTheme="majorEastAsia" w:cstheme="majorBidi"/>
       <w:color w:val="272727" w:themeColor="text1" w:themeTint="D8"/>
@@ -1308,7 +1039,7 @@
     <w:link w:val="TitleChar"/>
     <w:uiPriority w:val="10"/>
     <w:qFormat/>
-    <w:rsid w:val="00D56B70"/>
+    <w:rsid w:val="0060570F"/>
     <w:pPr>
       <w:spacing w:after="80" w:line="240" w:lineRule="auto"/>
       <w:contextualSpacing/>
@@ -1326,7 +1057,7 @@
     <w:basedOn w:val="DefaultParagraphFont"/>
     <w:link w:val="Title"/>
     <w:uiPriority w:val="10"/>
-    <w:rsid w:val="00D56B70"/>
+    <w:rsid w:val="0060570F"/>
     <w:rPr>
       <w:rFonts w:asciiTheme="majorHAnsi" w:eastAsiaTheme="majorEastAsia" w:hAnsiTheme="majorHAnsi" w:cstheme="majorBidi"/>
       <w:spacing w:val="-10"/>
@@ -1342,7 +1073,7 @@
     <w:link w:val="SubtitleChar"/>
     <w:uiPriority w:val="11"/>
     <w:qFormat/>
-    <w:rsid w:val="00D56B70"/>
+    <w:rsid w:val="0060570F"/>
     <w:pPr>
       <w:numPr>
         <w:ilvl w:val="1"/>
@@ -1361,7 +1092,7 @@
     <w:basedOn w:val="DefaultParagraphFont"/>
     <w:link w:val="Subtitle"/>
     <w:uiPriority w:val="11"/>
-    <w:rsid w:val="00D56B70"/>
+    <w:rsid w:val="0060570F"/>
     <w:rPr>
       <w:rFonts w:eastAsiaTheme="majorEastAsia" w:cstheme="majorBidi"/>
       <w:color w:val="595959" w:themeColor="text1" w:themeTint="A6"/>
@@ -1377,7 +1108,7 @@
     <w:link w:val="QuoteChar"/>
     <w:uiPriority w:val="29"/>
     <w:qFormat/>
-    <w:rsid w:val="00D56B70"/>
+    <w:rsid w:val="0060570F"/>
     <w:pPr>
       <w:spacing w:before="160"/>
       <w:jc w:val="center"/>
@@ -1393,7 +1124,7 @@
     <w:basedOn w:val="DefaultParagraphFont"/>
     <w:link w:val="Quote"/>
     <w:uiPriority w:val="29"/>
-    <w:rsid w:val="00D56B70"/>
+    <w:rsid w:val="0060570F"/>
     <w:rPr>
       <w:i/>
       <w:iCs/>
@@ -1405,7 +1136,7 @@
     <w:basedOn w:val="Normal"/>
     <w:uiPriority w:val="34"/>
     <w:qFormat/>
-    <w:rsid w:val="00D56B70"/>
+    <w:rsid w:val="0060570F"/>
     <w:pPr>
       <w:ind w:left="720"/>
       <w:contextualSpacing/>
@@ -1416,7 +1147,7 @@
     <w:basedOn w:val="DefaultParagraphFont"/>
     <w:uiPriority w:val="21"/>
     <w:qFormat/>
-    <w:rsid w:val="00D56B70"/>
+    <w:rsid w:val="0060570F"/>
     <w:rPr>
       <w:i/>
       <w:iCs/>
@@ -1430,7 +1161,7 @@
     <w:link w:val="IntenseQuoteChar"/>
     <w:uiPriority w:val="30"/>
     <w:qFormat/>
-    <w:rsid w:val="00D56B70"/>
+    <w:rsid w:val="0060570F"/>
     <w:pPr>
       <w:pBdr>
         <w:top w:val="single" w:sz="4" w:space="10" w:color="2F5496" w:themeColor="accent1" w:themeShade="BF"/>
@@ -1451,7 +1182,7 @@
     <w:basedOn w:val="DefaultParagraphFont"/>
     <w:link w:val="IntenseQuote"/>
     <w:uiPriority w:val="30"/>
-    <w:rsid w:val="00D56B70"/>
+    <w:rsid w:val="0060570F"/>
     <w:rPr>
       <w:i/>
       <w:iCs/>
@@ -1463,7 +1194,7 @@
     <w:basedOn w:val="DefaultParagraphFont"/>
     <w:uiPriority w:val="32"/>
     <w:qFormat/>
-    <w:rsid w:val="00D56B70"/>
+    <w:rsid w:val="0060570F"/>
     <w:rPr>
       <w:b/>
       <w:bCs/>
